--- a/reports/ПЗ_3_Отчет_Сайт_университета_Модели_данных.docx
+++ b/reports/ПЗ_3_Отчет_Сайт_университета_Модели_данных.docx
@@ -8,9 +8,41 @@
       </w:pPr>
       <w:r>
         <w:rPr>
+          <w:rFonts w:ascii="Times New Roman" w:hAnsi="Times New Roman"/>
+          <w:color w:val="000000"/>
+          <w:sz w:val="20"/>
+        </w:rPr>
+        <w:t>МИНИСТЕРСТВО НАУКИ И ВЫСШЕГО ОБРАЗОВАНИЯ РОССИЙСКОЙ ФЕДЕРАЦИИ</w:t>
+      </w:r>
+    </w:p>
+    <w:p>
+      <w:pPr>
+        <w:jc w:val="center"/>
+      </w:pPr>
+      <w:r>
+        <w:rPr>
+          <w:rFonts w:ascii="Times New Roman" w:hAnsi="Times New Roman"/>
+          <w:color w:val="000000"/>
+          <w:sz w:val="20"/>
+        </w:rPr>
+        <w:t>Кафедра информационных систем и технологий</w:t>
+      </w:r>
+    </w:p>
+    <w:p>
+      <w:pPr>
+        <w:spacing w:after="360"/>
+      </w:pPr>
+    </w:p>
+    <w:p>
+      <w:pPr>
+        <w:jc w:val="center"/>
+      </w:pPr>
+      <w:r>
+        <w:rPr>
+          <w:rFonts w:ascii="Times New Roman" w:hAnsi="Times New Roman"/>
           <w:b/>
-          <w:color w:val="1B365D"/>
-          <w:sz w:val="32"/>
+          <w:color w:val="000000"/>
+          <w:sz w:val="28"/>
         </w:rPr>
         <w:t>ОТЧЕТ ПО ПРАКТИЧЕСКОЙ РАБОТЕ № 3</w:t>
       </w:r>
@@ -21,196 +53,230 @@
       </w:pPr>
       <w:r>
         <w:rPr>
+          <w:rFonts w:ascii="Times New Roman" w:hAnsi="Times New Roman"/>
           <w:b/>
-          <w:color w:val="333333"/>
-          <w:sz w:val="26"/>
+          <w:color w:val="000000"/>
+          <w:sz w:val="24"/>
         </w:rPr>
         <w:t>Тема: «Сайт университета. Модели данных и административная панель»</w:t>
       </w:r>
     </w:p>
     <w:p>
       <w:pPr>
-        <w:jc w:val="center"/>
+        <w:spacing w:before="360" w:after="480"/>
+        <w:jc w:val="right"/>
       </w:pPr>
       <w:r>
         <w:rPr>
-          <w:i/>
-          <w:color w:val="555555"/>
-          <w:sz w:val="20"/>
+          <w:rFonts w:ascii="Times New Roman" w:hAnsi="Times New Roman"/>
+          <w:color w:val="000000"/>
+          <w:sz w:val="22"/>
         </w:rPr>
-        <w:t>Дисциплина: «Веб-разработка» | Проект: «hogwarts»</w:t>
+        <w:t>Дисциплина: Веб-разработка</w:t>
         <w:br/>
-        <w:t>Студент: Храмов | Год: 2026</w:t>
+        <w:t>Выполнил: студент Храмов</w:t>
         <w:br/>
+        <w:t>Проект: hogwarts</w:t>
+        <w:br/>
+        <w:t>Год: 2026</w:t>
       </w:r>
     </w:p>
     <w:p>
       <w:pPr>
-        <w:spacing w:before="240" w:after="80"/>
+        <w:spacing w:before="280" w:after="80"/>
+        <w:ind w:firstLine="0"/>
       </w:pPr>
       <w:r>
         <w:rPr>
+          <w:rFonts w:ascii="Times New Roman" w:hAnsi="Times New Roman"/>
           <w:b/>
-          <w:color w:val="1B365D"/>
+          <w:color w:val="000000"/>
           <w:sz w:val="26"/>
         </w:rPr>
         <w:t>1. Цель работы</w:t>
       </w:r>
     </w:p>
     <w:p>
+      <w:pPr>
+        <w:ind w:firstLine="706"/>
+        <w:jc w:val="both"/>
+      </w:pPr>
       <w:r>
-        <w:t>Освоение объектно-реляционного отображения (ORM) в Django, проектирование схемы базы данных для предметной области университета, описание моделей с различными типами полей (CharField, TextField, DateField, EmailField, ForeignKey), реализация методов __str__() и get_absolute_url(), создание и применение миграций, а также регистрация моделей в Django Admin и наполнение данными.</w:t>
+        <w:rPr>
+          <w:rFonts w:ascii="Times New Roman" w:hAnsi="Times New Roman"/>
+          <w:color w:val="000000"/>
+          <w:sz w:val="24"/>
+        </w:rPr>
+        <w:t>Изучение принципов построения реляционных баз данных с использованием Django ORM, проектирование структуры моделей предметной области университета, использование различных типов полей моделей и связей ForeignKey, реализация методов __str__() и get_absolute_url(), выполнение миграций и регистрация сущностей в интерфейсе Django Admin.</w:t>
       </w:r>
     </w:p>
     <w:p>
       <w:pPr>
-        <w:spacing w:before="240" w:after="80"/>
+        <w:spacing w:before="280" w:after="80"/>
+        <w:ind w:firstLine="0"/>
       </w:pPr>
       <w:r>
         <w:rPr>
+          <w:rFonts w:ascii="Times New Roman" w:hAnsi="Times New Roman"/>
           <w:b/>
-          <w:color w:val="1B365D"/>
+          <w:color w:val="000000"/>
           <w:sz w:val="26"/>
         </w:rPr>
-        <w:t>2. Задачи работы</w:t>
+        <w:t>2. Задание к работе</w:t>
       </w:r>
     </w:p>
     <w:p>
       <w:pPr>
-        <w:pStyle w:val="ListBullet"/>
+        <w:ind w:firstLine="706"/>
+        <w:jc w:val="both"/>
       </w:pPr>
       <w:r>
         <w:rPr>
-          <w:b/>
+          <w:rFonts w:ascii="Times New Roman" w:hAnsi="Times New Roman"/>
+          <w:color w:val="000000"/>
+          <w:sz w:val="24"/>
         </w:rPr>
-        <w:t xml:space="preserve">1. </w:t>
-      </w:r>
-      <w:r>
-        <w:t>Спроектировать структуру сущностей университета Хогвартс: Факультет (Faculty), Учебная группа (Group), Преподаватель (Teacher), Дисциплина (Discipline), Студент (Student).</w:t>
+        <w:t>1. Спроектировать структуру моделей университета: Факультет (Faculty), Группа (Group), Преподаватель (Teacher), Дисциплина (Discipline), Студент (Student).</w:t>
       </w:r>
     </w:p>
     <w:p>
       <w:pPr>
-        <w:pStyle w:val="ListBullet"/>
+        <w:ind w:firstLine="706"/>
+        <w:jc w:val="both"/>
       </w:pPr>
       <w:r>
         <w:rPr>
-          <w:b/>
+          <w:rFonts w:ascii="Times New Roman" w:hAnsi="Times New Roman"/>
+          <w:color w:val="000000"/>
+          <w:sz w:val="24"/>
         </w:rPr>
-        <w:t xml:space="preserve">2. </w:t>
-      </w:r>
-      <w:r>
-        <w:t>Объявить модели в файле students/models.py с корректными типами полей, ограничениями и параметрами связей on_delete (CASCADE, SET_NULL).</w:t>
+        <w:t>2. Описать модели в файле students/models.py с необходимыми типами полей (CharField, TextField, DateField, EmailField, ForeignKey) и ограничениями.</w:t>
       </w:r>
     </w:p>
     <w:p>
       <w:pPr>
-        <w:pStyle w:val="ListBullet"/>
+        <w:ind w:firstLine="706"/>
+        <w:jc w:val="both"/>
       </w:pPr>
       <w:r>
         <w:rPr>
-          <w:b/>
+          <w:rFonts w:ascii="Times New Roman" w:hAnsi="Times New Roman"/>
+          <w:color w:val="000000"/>
+          <w:sz w:val="24"/>
         </w:rPr>
-        <w:t xml:space="preserve">3. </w:t>
-      </w:r>
-      <w:r>
-        <w:t>Определить метод __str__() для каждой модели для человекопонятного отображения записей в интерфейсе.</w:t>
+        <w:t>3. Определить для каждого класса метод строкового представления __str__().</w:t>
       </w:r>
     </w:p>
     <w:p>
       <w:pPr>
-        <w:pStyle w:val="ListBullet"/>
+        <w:ind w:firstLine="706"/>
+        <w:jc w:val="both"/>
       </w:pPr>
       <w:r>
         <w:rPr>
-          <w:b/>
+          <w:rFonts w:ascii="Times New Roman" w:hAnsi="Times New Roman"/>
+          <w:color w:val="000000"/>
+          <w:sz w:val="24"/>
         </w:rPr>
-        <w:t xml:space="preserve">4. </w:t>
-      </w:r>
-      <w:r>
-        <w:t>Реализовать метод get_absolute_url() для формирования ссылки на страницу объекта через reverse().</w:t>
+        <w:t>4. Реализовать метод get_absolute_url() для получения URL-адреса объекта.</w:t>
       </w:r>
     </w:p>
     <w:p>
       <w:pPr>
-        <w:pStyle w:val="ListBullet"/>
+        <w:ind w:firstLine="706"/>
+        <w:jc w:val="both"/>
       </w:pPr>
       <w:r>
         <w:rPr>
-          <w:b/>
+          <w:rFonts w:ascii="Times New Roman" w:hAnsi="Times New Roman"/>
+          <w:color w:val="000000"/>
+          <w:sz w:val="24"/>
         </w:rPr>
-        <w:t xml:space="preserve">5. </w:t>
-      </w:r>
-      <w:r>
-        <w:t>Сформировать и применить миграции к базе данных SQLite (makemigrations, migrate).</w:t>
+        <w:t>5. Сгенерировать и применить миграции базы данных.</w:t>
       </w:r>
     </w:p>
     <w:p>
       <w:pPr>
-        <w:pStyle w:val="ListBullet"/>
+        <w:ind w:firstLine="706"/>
+        <w:jc w:val="both"/>
       </w:pPr>
       <w:r>
         <w:rPr>
-          <w:b/>
+          <w:rFonts w:ascii="Times New Roman" w:hAnsi="Times New Roman"/>
+          <w:color w:val="000000"/>
+          <w:sz w:val="24"/>
         </w:rPr>
-        <w:t xml:space="preserve">6. </w:t>
-      </w:r>
-      <w:r>
-        <w:t>Зарегистрировать все созданные модели в students/admin.py.</w:t>
+        <w:t>6. Зарегистрировать все модели в students/admin.py и наполнить таблицы данными (не менее 7 строк для сущностей).</w:t>
       </w:r>
     </w:p>
     <w:p>
       <w:pPr>
-        <w:pStyle w:val="ListBullet"/>
+        <w:spacing w:before="280" w:after="80"/>
+        <w:ind w:firstLine="0"/>
       </w:pPr>
       <w:r>
         <w:rPr>
+          <w:rFonts w:ascii="Times New Roman" w:hAnsi="Times New Roman"/>
           <w:b/>
+          <w:color w:val="000000"/>
+          <w:sz w:val="26"/>
         </w:rPr>
-        <w:t xml:space="preserve">7. </w:t>
-      </w:r>
-      <w:r>
-        <w:t>Заполнить базу данных через административную панель и скрипт Django ORM (не менее 7 строк для сущностей).</w:t>
+        <w:t>3. Ход выполнения работы</w:t>
       </w:r>
     </w:p>
     <w:p>
       <w:pPr>
-        <w:spacing w:before="240" w:after="80"/>
+        <w:ind w:firstLine="706"/>
+        <w:jc w:val="both"/>
       </w:pPr>
       <w:r>
         <w:rPr>
-          <w:b/>
-          <w:color w:val="1B365D"/>
-          <w:sz w:val="26"/>
+          <w:rFonts w:ascii="Times New Roman" w:hAnsi="Times New Roman"/>
+          <w:color w:val="000000"/>
+          <w:sz w:val="24"/>
         </w:rPr>
-        <w:t>3. Листинг моделей (students/models.py)</w:t>
+        <w:t>В файле students/models.py описаны 5 классов моделей, отражающих структуру университета:</w:t>
+      </w:r>
+    </w:p>
+    <w:p>
+      <w:pPr>
+        <w:spacing w:after="40"/>
+        <w:ind w:firstLine="706"/>
+      </w:pPr>
+      <w:r>
+        <w:rPr>
+          <w:rFonts w:ascii="Times New Roman" w:hAnsi="Times New Roman"/>
+          <w:i/>
+          <w:color w:val="000000"/>
+          <w:sz w:val="21"/>
+        </w:rPr>
+        <w:t>Листинг 1 — Файл students/models.py</w:t>
       </w:r>
     </w:p>
     <w:tbl>
       <w:tblPr>
         <w:tblW w:type="auto" w:w="0"/>
         <w:jc w:val="center"/>
-        <w:tblLayout w:type="fixed"/>
         <w:tblLook w:firstColumn="1" w:firstRow="1" w:lastColumn="0" w:lastRow="0" w:noHBand="0" w:noVBand="1" w:val="04A0"/>
       </w:tblPr>
       <w:tblGrid>
-        <w:gridCol w:w="9706"/>
+        <w:gridCol w:w="9691"/>
       </w:tblGrid>
       <w:tr>
         <w:tc>
           <w:tcPr>
-            <w:tcW w:type="dxa" w:w="9792"/>
-            <w:shd w:fill="F4F5F7"/>
+            <w:tcW w:type="dxa" w:w="9360"/>
           </w:tcPr>
           <w:p>
             <w:pPr>
               <w:spacing w:before="40" w:after="40" w:line="240" w:lineRule="auto"/>
+              <w:ind w:firstLine="0"/>
             </w:pPr>
             <w:r>
               <w:rPr>
-                <w:rFonts w:ascii="Consolas" w:hAnsi="Consolas"/>
-                <w:color w:val="24292E"/>
-                <w:sz w:val="17"/>
+                <w:rFonts w:ascii="Courier New" w:hAnsi="Courier New"/>
+                <w:color w:val="000000"/>
+                <w:sz w:val="19"/>
               </w:rPr>
               <w:t>from django.db import models</w:t>
               <w:br/>
@@ -291,7 +357,7 @@
               <w:br/>
               <w:t xml:space="preserve">    def __str__(self):</w:t>
               <w:br/>
-              <w:t xml:space="preserve">        return f"{self.first_name} {self.last_name}"</w:t>
+              <w:t xml:space="preserve">        return f"{self.last_name} {self.first_name}"</w:t>
               <w:br/>
               <w:br/>
               <w:t xml:space="preserve">    def get_absolute_url(self):</w:t>
@@ -353,7 +419,7 @@
               <w:br/>
               <w:t xml:space="preserve">    def __str__(self):</w:t>
               <w:br/>
-              <w:t xml:space="preserve">        return f"{self.first_name} {self.last_name} ({self.group})"</w:t>
+              <w:t xml:space="preserve">        return f"{self.last_name} {self.first_name} ({self.group})"</w:t>
               <w:br/>
               <w:br/>
               <w:t xml:space="preserve">    def get_absolute_url(self):</w:t>
@@ -371,42 +437,57 @@
     </w:p>
     <w:p>
       <w:pPr>
-        <w:spacing w:before="240" w:after="80"/>
+        <w:ind w:firstLine="706"/>
+        <w:jc w:val="both"/>
       </w:pPr>
       <w:r>
         <w:rPr>
-          <w:b/>
-          <w:color w:val="1B365D"/>
-          <w:sz w:val="26"/>
+          <w:rFonts w:ascii="Times New Roman" w:hAnsi="Times New Roman"/>
+          <w:color w:val="000000"/>
+          <w:sz w:val="24"/>
         </w:rPr>
-        <w:t>4. Настройка admin.py и данные</w:t>
+        <w:t>В файле students/admin.py зарегистрированы модели для управления через веб-интерфейс:</w:t>
+      </w:r>
+    </w:p>
+    <w:p>
+      <w:pPr>
+        <w:spacing w:after="40"/>
+        <w:ind w:firstLine="706"/>
+      </w:pPr>
+      <w:r>
+        <w:rPr>
+          <w:rFonts w:ascii="Times New Roman" w:hAnsi="Times New Roman"/>
+          <w:i/>
+          <w:color w:val="000000"/>
+          <w:sz w:val="21"/>
+        </w:rPr>
+        <w:t>Листинг 2 — Файл students/admin.py</w:t>
       </w:r>
     </w:p>
     <w:tbl>
       <w:tblPr>
         <w:tblW w:type="auto" w:w="0"/>
         <w:jc w:val="center"/>
-        <w:tblLayout w:type="fixed"/>
         <w:tblLook w:firstColumn="1" w:firstRow="1" w:lastColumn="0" w:lastRow="0" w:noHBand="0" w:noVBand="1" w:val="04A0"/>
       </w:tblPr>
       <w:tblGrid>
-        <w:gridCol w:w="9706"/>
+        <w:gridCol w:w="9691"/>
       </w:tblGrid>
       <w:tr>
         <w:tc>
           <w:tcPr>
-            <w:tcW w:type="dxa" w:w="9792"/>
-            <w:shd w:fill="F4F5F7"/>
+            <w:tcW w:type="dxa" w:w="9360"/>
           </w:tcPr>
           <w:p>
             <w:pPr>
               <w:spacing w:before="40" w:after="40" w:line="240" w:lineRule="auto"/>
+              <w:ind w:firstLine="0"/>
             </w:pPr>
             <w:r>
               <w:rPr>
-                <w:rFonts w:ascii="Consolas" w:hAnsi="Consolas"/>
-                <w:color w:val="24292E"/>
-                <w:sz w:val="17"/>
+                <w:rFonts w:ascii="Courier New" w:hAnsi="Courier New"/>
+                <w:color w:val="000000"/>
+                <w:sz w:val="19"/>
               </w:rPr>
               <w:t>from django.contrib import admin</w:t>
               <w:br/>
@@ -433,101 +514,203 @@
       </w:pPr>
     </w:p>
     <w:p>
+      <w:pPr>
+        <w:ind w:firstLine="706"/>
+        <w:jc w:val="both"/>
+      </w:pPr>
       <w:r>
-        <w:t>База данных заполнена реальными данными Хогвартса:</w:t>
+        <w:rPr>
+          <w:rFonts w:ascii="Times New Roman" w:hAnsi="Times New Roman"/>
+          <w:color w:val="000000"/>
+          <w:sz w:val="24"/>
+        </w:rPr>
+        <w:t>Создание и применение миграций выполнено командами:</w:t>
       </w:r>
     </w:p>
     <w:p>
       <w:pPr>
-        <w:pStyle w:val="ListBullet"/>
+        <w:spacing w:after="40"/>
+        <w:ind w:firstLine="706"/>
       </w:pPr>
       <w:r>
         <w:rPr>
+          <w:rFonts w:ascii="Times New Roman" w:hAnsi="Times New Roman"/>
+          <w:i/>
+          <w:color w:val="000000"/>
+          <w:sz w:val="21"/>
+        </w:rPr>
+        <w:t>Листинг 3 — Команды миграций</w:t>
+      </w:r>
+    </w:p>
+    <w:tbl>
+      <w:tblPr>
+        <w:tblW w:type="auto" w:w="0"/>
+        <w:jc w:val="center"/>
+        <w:tblLook w:firstColumn="1" w:firstRow="1" w:lastColumn="0" w:lastRow="0" w:noHBand="0" w:noVBand="1" w:val="04A0"/>
+      </w:tblPr>
+      <w:tblGrid>
+        <w:gridCol w:w="9691"/>
+      </w:tblGrid>
+      <w:tr>
+        <w:tc>
+          <w:tcPr>
+            <w:tcW w:type="dxa" w:w="9360"/>
+          </w:tcPr>
+          <w:p>
+            <w:pPr>
+              <w:spacing w:before="40" w:after="40" w:line="240" w:lineRule="auto"/>
+              <w:ind w:firstLine="0"/>
+            </w:pPr>
+            <w:r>
+              <w:rPr>
+                <w:rFonts w:ascii="Courier New" w:hAnsi="Courier New"/>
+                <w:color w:val="000000"/>
+                <w:sz w:val="19"/>
+              </w:rPr>
+              <w:t>py manage.py makemigrations</w:t>
+              <w:br/>
+              <w:t>py manage.py migrate</w:t>
+            </w:r>
+          </w:p>
+        </w:tc>
+      </w:tr>
+    </w:tbl>
+    <w:p>
+      <w:pPr>
+        <w:spacing w:before="0" w:after="60"/>
+      </w:pPr>
+    </w:p>
+    <w:p>
+      <w:pPr>
+        <w:spacing w:before="280" w:after="80"/>
+        <w:ind w:firstLine="0"/>
+      </w:pPr>
+      <w:r>
+        <w:rPr>
+          <w:rFonts w:ascii="Times New Roman" w:hAnsi="Times New Roman"/>
           <w:b/>
+          <w:color w:val="000000"/>
+          <w:sz w:val="26"/>
         </w:rPr>
-        <w:t xml:space="preserve">• </w:t>
-      </w:r>
-      <w:r>
-        <w:t>Факультеты (4 шт.): Гриффиндор, Слизерин, Когтевран, Пуффендуй.</w:t>
+        <w:t>4. Результаты работы</w:t>
       </w:r>
     </w:p>
     <w:p>
       <w:pPr>
-        <w:pStyle w:val="ListBullet"/>
+        <w:ind w:firstLine="706"/>
+        <w:jc w:val="both"/>
       </w:pPr>
       <w:r>
         <w:rPr>
-          <w:b/>
+          <w:rFonts w:ascii="Times New Roman" w:hAnsi="Times New Roman"/>
+          <w:color w:val="000000"/>
+          <w:sz w:val="24"/>
         </w:rPr>
-        <w:t xml:space="preserve">• </w:t>
-      </w:r>
-      <w:r>
-        <w:t>Группы (4 шт.): ГР-101 (Гриффиндор), СЛ-201 (Слизерин), КГ-301 (Когтевран), ПФ-101 (Пуффендуй).</w:t>
+        <w:t>В базу данных SQLite через административную панель и командную строку были внесены данные:</w:t>
       </w:r>
     </w:p>
     <w:p>
       <w:pPr>
-        <w:pStyle w:val="ListBullet"/>
+        <w:ind w:firstLine="706"/>
+        <w:jc w:val="both"/>
       </w:pPr>
       <w:r>
         <w:rPr>
-          <w:b/>
+          <w:rFonts w:ascii="Times New Roman" w:hAnsi="Times New Roman"/>
+          <w:color w:val="000000"/>
+          <w:sz w:val="24"/>
         </w:rPr>
-        <w:t xml:space="preserve">• </w:t>
-      </w:r>
-      <w:r>
-        <w:t>Преподаватели (7 чел.): Минерва Макгонагалл, Северус Снегг, Филиус Флитвик, Помона Стебель, Римус Люпин, Рубеус Хагрид, Альбус Дамблдор.</w:t>
+        <w:t>• Факультеты (4 записи): Гриффиндор, Слизерин, Когтевран, Пуффендуй.</w:t>
       </w:r>
     </w:p>
     <w:p>
       <w:pPr>
-        <w:pStyle w:val="ListBullet"/>
+        <w:ind w:firstLine="706"/>
+        <w:jc w:val="both"/>
       </w:pPr>
       <w:r>
         <w:rPr>
-          <w:b/>
+          <w:rFonts w:ascii="Times New Roman" w:hAnsi="Times New Roman"/>
+          <w:color w:val="000000"/>
+          <w:sz w:val="24"/>
         </w:rPr>
-        <w:t xml:space="preserve">• </w:t>
-      </w:r>
-      <w:r>
-        <w:t>Дисциплины (7 шт.): Трансфигурация, Зельеварение, Заклинания, Травология, Защита от тёмных искусств, Уход за магическими существами, История магии.</w:t>
+        <w:t>• Группы (4 записи): ГР-101, СЛ-201, КГ-301, ПФ-101.</w:t>
       </w:r>
     </w:p>
     <w:p>
       <w:pPr>
-        <w:pStyle w:val="ListBullet"/>
+        <w:ind w:firstLine="706"/>
+        <w:jc w:val="both"/>
       </w:pPr>
       <w:r>
         <w:rPr>
-          <w:b/>
+          <w:rFonts w:ascii="Times New Roman" w:hAnsi="Times New Roman"/>
+          <w:color w:val="000000"/>
+          <w:sz w:val="24"/>
         </w:rPr>
-        <w:t xml:space="preserve">• </w:t>
-      </w:r>
-      <w:r>
-        <w:t>Студенты (11 чел.): Гарри Поттер, Гермиона Грейнджер, Рон Уизли, Невилл Долгопупс, Драко Малфой, Пэнси Паркинсон, Блейз Забини, Полумна Лавгуд, Чжоу Чанг, Седрик Диггори, Нимфадора Тонкс.</w:t>
+        <w:t>• Преподаватели (7 записей): Дамблдор А., Макгонагалл М., Снегг С., Флитвик Ф., Стебель П., Люпин Р., Хагрид Р.</w:t>
       </w:r>
     </w:p>
     <w:p>
       <w:pPr>
-        <w:spacing w:before="240" w:after="80"/>
+        <w:ind w:firstLine="706"/>
+        <w:jc w:val="both"/>
       </w:pPr>
       <w:r>
         <w:rPr>
-          <w:b/>
-          <w:color w:val="1B365D"/>
-          <w:sz w:val="26"/>
+          <w:rFonts w:ascii="Times New Roman" w:hAnsi="Times New Roman"/>
+          <w:color w:val="000000"/>
+          <w:sz w:val="24"/>
         </w:rPr>
-        <w:t>5. Заключение</w:t>
+        <w:t>• Дисциплины (7 записей): Трансфигурация, Зельеварение, Заклинания, Травология, Защита от темных искусств, Уход за магическими существами, История магии.</w:t>
       </w:r>
     </w:p>
     <w:p>
+      <w:pPr>
+        <w:ind w:firstLine="706"/>
+        <w:jc w:val="both"/>
+      </w:pPr>
       <w:r>
-        <w:t>Модели спроектированы в строгом соответствии с требованиями Django ORM, миграции успешно применены, база данных готова к отображению в интерфейсе.</w:t>
+        <w:rPr>
+          <w:rFonts w:ascii="Times New Roman" w:hAnsi="Times New Roman"/>
+          <w:color w:val="000000"/>
+          <w:sz w:val="24"/>
+        </w:rPr>
+        <w:t>• Студенты (11 записей): Поттер Г., Грейнджер Г., Уизли Р., Долгопупс Н., Малфой Д., Паркинсон П., Забини Б., Лавгуд П., Чанг Ч., Диггори С., Тонкс Н.</w:t>
+      </w:r>
+    </w:p>
+    <w:p>
+      <w:pPr>
+        <w:spacing w:before="280" w:after="80"/>
+        <w:ind w:firstLine="0"/>
+      </w:pPr>
+      <w:r>
+        <w:rPr>
+          <w:rFonts w:ascii="Times New Roman" w:hAnsi="Times New Roman"/>
+          <w:b/>
+          <w:color w:val="000000"/>
+          <w:sz w:val="26"/>
+        </w:rPr>
+        <w:t>5. Вывод</w:t>
+      </w:r>
+    </w:p>
+    <w:p>
+      <w:pPr>
+        <w:ind w:firstLine="706"/>
+        <w:jc w:val="both"/>
+      </w:pPr>
+      <w:r>
+        <w:rPr>
+          <w:rFonts w:ascii="Times New Roman" w:hAnsi="Times New Roman"/>
+          <w:color w:val="000000"/>
+          <w:sz w:val="24"/>
+        </w:rPr>
+        <w:t>В ходе работы освоены механизмы объявления моделей Django, установка связей один-ко-многим через ForeignKey, реализация канонических строковых представлений и URL, а также работа с миграциями и административным интерфейсом.</w:t>
       </w:r>
     </w:p>
     <w:sectPr>
       <w:pgSz w:w="12240" w:h="15840"/>
-      <w:pgMar w:top="1123" w:right="1123" w:bottom="1123" w:left="1411" w:header="720" w:footer="720" w:gutter="0"/>
+      <w:pgMar w:top="1123" w:right="850" w:bottom="1123" w:left="1699" w:header="720" w:footer="720" w:gutter="0"/>
       <w:cols w:space="720"/>
       <w:docGrid w:linePitch="360"/>
     </w:sectPr>
@@ -899,12 +1082,12 @@
     <w:qFormat/>
     <w:rsid w:val="00FC693F"/>
     <w:pPr>
-      <w:spacing w:line="276" w:lineRule="auto" w:after="80"/>
+      <w:spacing w:line="276" w:lineRule="auto" w:after="60"/>
     </w:pPr>
     <w:rPr>
-      <w:rFonts w:ascii="Calibri" w:hAnsi="Calibri"/>
-      <w:color w:val="222222"/>
-      <w:sz w:val="22"/>
+      <w:rFonts w:ascii="Times New Roman" w:hAnsi="Times New Roman"/>
+      <w:color w:val="000000"/>
+      <w:sz w:val="24"/>
     </w:rPr>
   </w:style>
   <w:style w:type="paragraph" w:styleId="Header">
